--- a/public/2026/seq01/FICHE_S1-A02_Sommaire_4eme.docx
+++ b/public/2026/seq01/FICHE_S1-A02_Sommaire_4eme.docx
@@ -213,32 +213,6 @@
               <w:t xml:space="preserve">ACTIVITÉ N°02  ·  S5</w:t>
             </w:r>
           </w:p>
-          <w:p>
-            <w:pPr>
-              <w:spacing w:after="0"/>
-            </w:pPr>
-            <w:r>
-              <w:rPr>
-                <w:rFonts w:ascii="Arial" w:cs="Arial" w:eastAsia="Arial" w:hAnsi="Arial"/>
-                <w:sz w:val="14"/>
-                <w:szCs w:val="14"/>
-              </w:rPr>
-              <w:t xml:space="preserve">NOM : ..............................</w:t>
-            </w:r>
-          </w:p>
-          <w:p>
-            <w:pPr>
-              <w:spacing w:after="0"/>
-            </w:pPr>
-            <w:r>
-              <w:rPr>
-                <w:rFonts w:ascii="Arial" w:cs="Arial" w:eastAsia="Arial" w:hAnsi="Arial"/>
-                <w:sz w:val="14"/>
-                <w:szCs w:val="14"/>
-              </w:rPr>
-              <w:t xml:space="preserve">PRÉNOM : .........................</w:t>
-            </w:r>
-          </w:p>
         </w:tc>
         <w:tc>
           <w:tcPr>
@@ -609,7 +583,7 @@
     </w:p>
     <w:p>
       <w:pPr>
-        <w:spacing w:after="48" w:before="50"/>
+        <w:spacing w:after="230" w:before="50"/>
       </w:pPr>
       <w:r>
         <w:rPr>
@@ -626,7 +600,7 @@
     </w:p>
     <w:p>
       <w:pPr>
-        <w:spacing w:after="48" w:before="50"/>
+        <w:spacing w:after="230" w:before="50"/>
       </w:pPr>
       <w:r>
         <w:rPr>
@@ -638,7 +612,7 @@
           <w:sz w:val="24"/>
           <w:szCs w:val="24"/>
         </w:rPr>
-        <w:t xml:space="preserve">Nombre de cellules du tableau (colonnes × lignes) : ........</w:t>
+        <w:t xml:space="preserve">Nombre de cellules du tableau (colonnes × lignes) : .........................................................</w:t>
       </w:r>
     </w:p>
     <w:p>
@@ -2475,12 +2449,12 @@
           <w:sz w:val="24"/>
           <w:szCs w:val="24"/>
         </w:rPr>
-        <w:t xml:space="preserve">Trois colonnes valent mieux que deux parce que …</w:t>
+        <w:t xml:space="preserve">Trois colonnes valent mieux que deux parce que …</w:t>
       </w:r>
     </w:p>
     <w:p>
       <w:pPr>
-        <w:spacing w:after="128"/>
+        <w:spacing w:after="240"/>
       </w:pPr>
       <w:r>
         <w:rPr>
@@ -2492,12 +2466,12 @@
           <w:sz w:val="24"/>
           <w:szCs w:val="24"/>
         </w:rPr>
-        <w:t xml:space="preserve">..............................................................................</w:t>
+        <w:t xml:space="preserve">............................................................................................................................................</w:t>
       </w:r>
     </w:p>
     <w:p>
       <w:pPr>
-        <w:spacing w:after="128"/>
+        <w:spacing w:after="240"/>
       </w:pPr>
       <w:r>
         <w:rPr>
@@ -2509,7 +2483,7 @@
           <w:sz w:val="24"/>
           <w:szCs w:val="24"/>
         </w:rPr>
-        <w:t xml:space="preserve">..............................................................................</w:t>
+        <w:t xml:space="preserve">............................................................................................................................................</w:t>
       </w:r>
     </w:p>
     <w:p>

--- a/public/2026/seq01/FICHE_S1-A02_Sommaire_4eme.docx
+++ b/public/2026/seq01/FICHE_S1-A02_Sommaire_4eme.docx
@@ -1778,7 +1778,7 @@
                 <w:sz w:val="24"/>
                 <w:szCs w:val="24"/>
               </w:rPr>
-              <w:t xml:space="preserve">....................................</w:t>
+              <w:t xml:space="preserve">.................................................................................................</w:t>
             </w:r>
           </w:p>
         </w:tc>
@@ -1853,7 +1853,7 @@
                 <w:sz w:val="24"/>
                 <w:szCs w:val="24"/>
               </w:rPr>
-              <w:t xml:space="preserve">....................................</w:t>
+              <w:t xml:space="preserve">.................................................................................................</w:t>
             </w:r>
           </w:p>
         </w:tc>
@@ -2113,7 +2113,7 @@
                 <w:sz w:val="24"/>
                 <w:szCs w:val="24"/>
               </w:rPr>
-              <w:t xml:space="preserve">..............</w:t>
+              <w:t xml:space="preserve">................................</w:t>
             </w:r>
           </w:p>
         </w:tc>
@@ -2192,7 +2192,7 @@
                 <w:sz w:val="24"/>
                 <w:szCs w:val="24"/>
               </w:rPr>
-              <w:t xml:space="preserve">..............</w:t>
+              <w:t xml:space="preserve">................................</w:t>
             </w:r>
           </w:p>
         </w:tc>
@@ -2271,7 +2271,7 @@
                 <w:sz w:val="24"/>
                 <w:szCs w:val="24"/>
               </w:rPr>
-              <w:t xml:space="preserve">..............</w:t>
+              <w:t xml:space="preserve">................................</w:t>
             </w:r>
           </w:p>
         </w:tc>
@@ -2348,7 +2348,7 @@
                 <w:sz w:val="24"/>
                 <w:szCs w:val="24"/>
               </w:rPr>
-              <w:t xml:space="preserve">..............</w:t>
+              <w:t xml:space="preserve">................................</w:t>
             </w:r>
           </w:p>
         </w:tc>

--- a/public/2026/seq01/FICHE_S1-A02_Sommaire_4eme.docx
+++ b/public/2026/seq01/FICHE_S1-A02_Sommaire_4eme.docx
@@ -349,8 +349,37 @@
       <w:pPr>
         <w:keepNext/>
         <w:keepLines/>
+        <w:spacing w:after="60"/>
+      </w:pPr>
+    </w:p>
+    <w:p>
+      <w:pPr>
         <w:spacing w:after="128"/>
       </w:pPr>
+      <w:r>
+        <w:rPr>
+          <w:rFonts w:ascii="Arial" w:cs="Arial" w:eastAsia="Arial" w:hAnsi="Arial"/>
+          <w:b/>
+          <w:bCs/>
+          <w:i w:val="false"/>
+          <w:iCs w:val="false"/>
+          <w:sz w:val="24"/>
+          <w:szCs w:val="24"/>
+        </w:rPr>
+        <w:t xml:space="preserve">OBJECTIF — </w:t>
+      </w:r>
+      <w:r>
+        <w:rPr>
+          <w:rFonts w:ascii="Arial" w:cs="Arial" w:eastAsia="Arial" w:hAnsi="Arial"/>
+          <w:b w:val="false"/>
+          <w:bCs w:val="false"/>
+          <w:i w:val="false"/>
+          <w:iCs w:val="false"/>
+          <w:sz w:val="24"/>
+          <w:szCs w:val="24"/>
+        </w:rPr>
+        <w:t xml:space="preserve">Tu sauras insérer un tableau, régler la hauteur des lignes et fusionner l'en-tête.</w:t>
+      </w:r>
     </w:p>
     <w:tbl>
       <w:tblPr>
